--- a/writing/Chapter 5 - 5.4 Comparisons and Relationships/WRITING_GUIDE.docx
+++ b/writing/Chapter 5 - 5.4 Comparisons and Relationships/WRITING_GUIDE.docx
@@ -200,7 +200,38 @@
               <w:rPr>
                 <w:sz w:val="16"/>
               </w:rPr>
-              <w:t>Relationship: detector accuracy → reply quality</w:t>
+              <w:t>Relationship: detector accuracy → reply quality (initial pipeline)</w:t>
+            </w:r>
+          </w:p>
+        </w:tc>
+      </w:tr>
+      <w:tr>
+        <w:tc>
+          <w:tcPr>
+            <w:tcW w:type="dxa" w:w="4968"/>
+          </w:tcPr>
+          <w:p>
+            <w:r/>
+            <w:r>
+              <w:rPr>
+                <w:rFonts w:ascii="Consolas" w:hAnsi="Consolas"/>
+                <w:sz w:val="16"/>
+              </w:rPr>
+              <w:t>tables/detector_sensitivity_robertalarge.csv</w:t>
+            </w:r>
+          </w:p>
+        </w:tc>
+        <w:tc>
+          <w:tcPr>
+            <w:tcW w:type="dxa" w:w="4968"/>
+          </w:tcPr>
+          <w:p>
+            <w:r/>
+            <w:r>
+              <w:rPr>
+                <w:sz w:val="16"/>
+              </w:rPr>
+              <w:t>Same relationship tested in the final system</w:t>
             </w:r>
           </w:p>
         </w:tc>
@@ -2180,6 +2211,11 @@
     </w:p>
     <w:p>
       <w:r>
+        <w:t>The same relationship holds in the final system. Replacing RoBERTa-base with RoBERTa-large raised detector accuracy on the evaluation conversations from 50.3% to 53.3%, but the stage-1 pick changed in only 31% of conversations, and rule adherence, WASSA empathy and emotion validation did not change significantly (Table 5.x). Across three independent tests (label errors, a GPT-2 to RoBERTa swap and a RoBERTa-base to RoBERTa-large swap), gains in detection accuracy of 2-3 points never translated into better replies.</w:t>
+      </w:r>
+    </w:p>
+    <w:p>
+      <w:r>
         <w:rPr>
           <w:i/>
           <w:sz w:val="18"/>
@@ -4683,6 +4719,1355 @@
                 <w:sz w:val="13"/>
               </w:rPr>
               <w:t>True</w:t>
+            </w:r>
+          </w:p>
+        </w:tc>
+      </w:tr>
+    </w:tbl>
+    <w:p/>
+    <w:p>
+      <w:r>
+        <w:rPr>
+          <w:i/>
+          <w:sz w:val="18"/>
+        </w:rPr>
+        <w:t>Table: detector_sensitivity_robertalarge.csv</w:t>
+      </w:r>
+    </w:p>
+    <w:tbl>
+      <w:tblPr>
+        <w:tblStyle w:val="TableGrid"/>
+        <w:tblW w:type="auto" w:w="0"/>
+        <w:tblLook w:firstColumn="1" w:firstRow="1" w:lastColumn="0" w:lastRow="0" w:noHBand="0" w:noVBand="1" w:val="04A0"/>
+      </w:tblPr>
+      <w:tblGrid>
+        <w:gridCol w:w="994"/>
+        <w:gridCol w:w="994"/>
+        <w:gridCol w:w="994"/>
+        <w:gridCol w:w="994"/>
+        <w:gridCol w:w="994"/>
+        <w:gridCol w:w="994"/>
+        <w:gridCol w:w="994"/>
+        <w:gridCol w:w="994"/>
+        <w:gridCol w:w="994"/>
+        <w:gridCol w:w="994"/>
+      </w:tblGrid>
+      <w:tr>
+        <w:tc>
+          <w:tcPr>
+            <w:tcW w:type="dxa" w:w="994"/>
+            <w:shd w:val="clear" w:color="auto" w:fill="E3EEFB"/>
+          </w:tcPr>
+          <w:p>
+            <w:r>
+              <w:rPr>
+                <w:b/>
+              </w:rPr>
+            </w:r>
+            <w:r>
+              <w:rPr>
+                <w:b/>
+                <w:sz w:val="13"/>
+              </w:rPr>
+              <w:t>Group</w:t>
+            </w:r>
+          </w:p>
+        </w:tc>
+        <w:tc>
+          <w:tcPr>
+            <w:tcW w:type="dxa" w:w="994"/>
+            <w:shd w:val="clear" w:color="auto" w:fill="E3EEFB"/>
+          </w:tcPr>
+          <w:p>
+            <w:r>
+              <w:rPr>
+                <w:b/>
+              </w:rPr>
+            </w:r>
+            <w:r>
+              <w:rPr>
+                <w:b/>
+                <w:sz w:val="13"/>
+              </w:rPr>
+              <w:t>Measure</w:t>
+            </w:r>
+          </w:p>
+        </w:tc>
+        <w:tc>
+          <w:tcPr>
+            <w:tcW w:type="dxa" w:w="994"/>
+            <w:shd w:val="clear" w:color="auto" w:fill="E3EEFB"/>
+          </w:tcPr>
+          <w:p>
+            <w:r>
+              <w:rPr>
+                <w:b/>
+              </w:rPr>
+            </w:r>
+            <w:r>
+              <w:rPr>
+                <w:b/>
+                <w:sz w:val="13"/>
+              </w:rPr>
+              <w:t>RoBERTa-base d1 (%)</w:t>
+            </w:r>
+          </w:p>
+        </w:tc>
+        <w:tc>
+          <w:tcPr>
+            <w:tcW w:type="dxa" w:w="994"/>
+            <w:shd w:val="clear" w:color="auto" w:fill="E3EEFB"/>
+          </w:tcPr>
+          <w:p>
+            <w:r>
+              <w:rPr>
+                <w:b/>
+              </w:rPr>
+            </w:r>
+            <w:r>
+              <w:rPr>
+                <w:b/>
+                <w:sz w:val="13"/>
+              </w:rPr>
+              <w:t>RoBERTa-large d1 (%)</w:t>
+            </w:r>
+          </w:p>
+        </w:tc>
+        <w:tc>
+          <w:tcPr>
+            <w:tcW w:type="dxa" w:w="994"/>
+            <w:shd w:val="clear" w:color="auto" w:fill="E3EEFB"/>
+          </w:tcPr>
+          <w:p>
+            <w:r>
+              <w:rPr>
+                <w:b/>
+              </w:rPr>
+            </w:r>
+            <w:r>
+              <w:rPr>
+                <w:b/>
+                <w:sz w:val="13"/>
+              </w:rPr>
+              <w:t>Difference</w:t>
+            </w:r>
+          </w:p>
+        </w:tc>
+        <w:tc>
+          <w:tcPr>
+            <w:tcW w:type="dxa" w:w="994"/>
+            <w:shd w:val="clear" w:color="auto" w:fill="E3EEFB"/>
+          </w:tcPr>
+          <w:p>
+            <w:r>
+              <w:rPr>
+                <w:b/>
+              </w:rPr>
+            </w:r>
+            <w:r>
+              <w:rPr>
+                <w:b/>
+                <w:sz w:val="13"/>
+              </w:rPr>
+              <w:t>95% CI</w:t>
+            </w:r>
+          </w:p>
+        </w:tc>
+        <w:tc>
+          <w:tcPr>
+            <w:tcW w:type="dxa" w:w="994"/>
+            <w:shd w:val="clear" w:color="auto" w:fill="E3EEFB"/>
+          </w:tcPr>
+          <w:p>
+            <w:r>
+              <w:rPr>
+                <w:b/>
+              </w:rPr>
+            </w:r>
+            <w:r>
+              <w:rPr>
+                <w:b/>
+                <w:sz w:val="13"/>
+              </w:rPr>
+              <w:t>Test</w:t>
+            </w:r>
+          </w:p>
+        </w:tc>
+        <w:tc>
+          <w:tcPr>
+            <w:tcW w:type="dxa" w:w="994"/>
+            <w:shd w:val="clear" w:color="auto" w:fill="E3EEFB"/>
+          </w:tcPr>
+          <w:p>
+            <w:r>
+              <w:rPr>
+                <w:b/>
+              </w:rPr>
+            </w:r>
+            <w:r>
+              <w:rPr>
+                <w:b/>
+                <w:sz w:val="13"/>
+              </w:rPr>
+              <w:t>p</w:t>
+            </w:r>
+          </w:p>
+        </w:tc>
+        <w:tc>
+          <w:tcPr>
+            <w:tcW w:type="dxa" w:w="994"/>
+            <w:shd w:val="clear" w:color="auto" w:fill="E3EEFB"/>
+          </w:tcPr>
+          <w:p>
+            <w:r>
+              <w:rPr>
+                <w:b/>
+              </w:rPr>
+            </w:r>
+            <w:r>
+              <w:rPr>
+                <w:b/>
+                <w:sz w:val="13"/>
+              </w:rPr>
+              <w:t>p (Holm over reply-quality measures)</w:t>
+            </w:r>
+          </w:p>
+        </w:tc>
+        <w:tc>
+          <w:tcPr>
+            <w:tcW w:type="dxa" w:w="994"/>
+            <w:shd w:val="clear" w:color="auto" w:fill="E3EEFB"/>
+          </w:tcPr>
+          <w:p>
+            <w:r>
+              <w:rPr>
+                <w:b/>
+              </w:rPr>
+            </w:r>
+            <w:r>
+              <w:rPr>
+                <w:b/>
+                <w:sz w:val="13"/>
+              </w:rPr>
+              <w:t>Significant?</w:t>
+            </w:r>
+          </w:p>
+        </w:tc>
+      </w:tr>
+      <w:tr>
+        <w:tc>
+          <w:tcPr>
+            <w:tcW w:type="dxa" w:w="994"/>
+          </w:tcPr>
+          <w:p>
+            <w:r/>
+            <w:r>
+              <w:rPr>
+                <w:sz w:val="13"/>
+              </w:rPr>
+              <w:t>Detection</w:t>
+            </w:r>
+          </w:p>
+        </w:tc>
+        <w:tc>
+          <w:tcPr>
+            <w:tcW w:type="dxa" w:w="994"/>
+          </w:tcPr>
+          <w:p>
+            <w:r/>
+            <w:r>
+              <w:rPr>
+                <w:sz w:val="13"/>
+              </w:rPr>
+              <w:t>d1 top-1 correct</w:t>
+            </w:r>
+          </w:p>
+        </w:tc>
+        <w:tc>
+          <w:tcPr>
+            <w:tcW w:type="dxa" w:w="994"/>
+          </w:tcPr>
+          <w:p>
+            <w:r/>
+            <w:r>
+              <w:rPr>
+                <w:sz w:val="13"/>
+              </w:rPr>
+              <w:t>50.3</w:t>
+            </w:r>
+          </w:p>
+        </w:tc>
+        <w:tc>
+          <w:tcPr>
+            <w:tcW w:type="dxa" w:w="994"/>
+          </w:tcPr>
+          <w:p>
+            <w:r/>
+            <w:r>
+              <w:rPr>
+                <w:sz w:val="13"/>
+              </w:rPr>
+              <w:t>53.3</w:t>
+            </w:r>
+          </w:p>
+        </w:tc>
+        <w:tc>
+          <w:tcPr>
+            <w:tcW w:type="dxa" w:w="994"/>
+          </w:tcPr>
+          <w:p>
+            <w:r/>
+            <w:r>
+              <w:rPr>
+                <w:sz w:val="13"/>
+              </w:rPr>
+              <w:t>3</w:t>
+            </w:r>
+          </w:p>
+        </w:tc>
+        <w:tc>
+          <w:tcPr>
+            <w:tcW w:type="dxa" w:w="994"/>
+          </w:tcPr>
+          <w:p>
+            <w:r/>
+            <w:r>
+              <w:rPr>
+                <w:sz w:val="13"/>
+              </w:rPr>
+              <w:t>[-1.0, +7.3]</w:t>
+            </w:r>
+          </w:p>
+        </w:tc>
+        <w:tc>
+          <w:tcPr>
+            <w:tcW w:type="dxa" w:w="994"/>
+          </w:tcPr>
+          <w:p>
+            <w:r/>
+            <w:r>
+              <w:rPr>
+                <w:sz w:val="13"/>
+              </w:rPr>
+              <w:t>McNemar exact</w:t>
+            </w:r>
+          </w:p>
+        </w:tc>
+        <w:tc>
+          <w:tcPr>
+            <w:tcW w:type="dxa" w:w="994"/>
+          </w:tcPr>
+          <w:p>
+            <w:r/>
+            <w:r>
+              <w:rPr>
+                <w:sz w:val="13"/>
+              </w:rPr>
+              <w:t>0.21</w:t>
+            </w:r>
+          </w:p>
+        </w:tc>
+        <w:tc>
+          <w:tcPr>
+            <w:tcW w:type="dxa" w:w="994"/>
+          </w:tcPr>
+          <w:p>
+            <w:r/>
+          </w:p>
+        </w:tc>
+        <w:tc>
+          <w:tcPr>
+            <w:tcW w:type="dxa" w:w="994"/>
+          </w:tcPr>
+          <w:p>
+            <w:r/>
+            <w:r>
+              <w:rPr>
+                <w:sz w:val="13"/>
+              </w:rPr>
+              <w:t>no</w:t>
+            </w:r>
+          </w:p>
+        </w:tc>
+      </w:tr>
+      <w:tr>
+        <w:tc>
+          <w:tcPr>
+            <w:tcW w:type="dxa" w:w="994"/>
+          </w:tcPr>
+          <w:p>
+            <w:r/>
+            <w:r>
+              <w:rPr>
+                <w:sz w:val="13"/>
+              </w:rPr>
+              <w:t>Detection</w:t>
+            </w:r>
+          </w:p>
+        </w:tc>
+        <w:tc>
+          <w:tcPr>
+            <w:tcW w:type="dxa" w:w="994"/>
+          </w:tcPr>
+          <w:p>
+            <w:r/>
+            <w:r>
+              <w:rPr>
+                <w:sz w:val="13"/>
+              </w:rPr>
+              <w:t>True emotion in d1 top-3</w:t>
+            </w:r>
+          </w:p>
+        </w:tc>
+        <w:tc>
+          <w:tcPr>
+            <w:tcW w:type="dxa" w:w="994"/>
+          </w:tcPr>
+          <w:p>
+            <w:r/>
+            <w:r>
+              <w:rPr>
+                <w:sz w:val="13"/>
+              </w:rPr>
+              <w:t>78</w:t>
+            </w:r>
+          </w:p>
+        </w:tc>
+        <w:tc>
+          <w:tcPr>
+            <w:tcW w:type="dxa" w:w="994"/>
+          </w:tcPr>
+          <w:p>
+            <w:r/>
+            <w:r>
+              <w:rPr>
+                <w:sz w:val="13"/>
+              </w:rPr>
+              <w:t>79.3</w:t>
+            </w:r>
+          </w:p>
+        </w:tc>
+        <w:tc>
+          <w:tcPr>
+            <w:tcW w:type="dxa" w:w="994"/>
+          </w:tcPr>
+          <w:p>
+            <w:r/>
+            <w:r>
+              <w:rPr>
+                <w:sz w:val="13"/>
+              </w:rPr>
+              <w:t>1.3</w:t>
+            </w:r>
+          </w:p>
+        </w:tc>
+        <w:tc>
+          <w:tcPr>
+            <w:tcW w:type="dxa" w:w="994"/>
+          </w:tcPr>
+          <w:p>
+            <w:r/>
+            <w:r>
+              <w:rPr>
+                <w:sz w:val="13"/>
+              </w:rPr>
+              <w:t>[-2.0, +4.7]</w:t>
+            </w:r>
+          </w:p>
+        </w:tc>
+        <w:tc>
+          <w:tcPr>
+            <w:tcW w:type="dxa" w:w="994"/>
+          </w:tcPr>
+          <w:p>
+            <w:r/>
+            <w:r>
+              <w:rPr>
+                <w:sz w:val="13"/>
+              </w:rPr>
+              <w:t>McNemar exact</w:t>
+            </w:r>
+          </w:p>
+        </w:tc>
+        <w:tc>
+          <w:tcPr>
+            <w:tcW w:type="dxa" w:w="994"/>
+          </w:tcPr>
+          <w:p>
+            <w:r/>
+            <w:r>
+              <w:rPr>
+                <w:sz w:val="13"/>
+              </w:rPr>
+              <w:t>0.54</w:t>
+            </w:r>
+          </w:p>
+        </w:tc>
+        <w:tc>
+          <w:tcPr>
+            <w:tcW w:type="dxa" w:w="994"/>
+          </w:tcPr>
+          <w:p>
+            <w:r/>
+          </w:p>
+        </w:tc>
+        <w:tc>
+          <w:tcPr>
+            <w:tcW w:type="dxa" w:w="994"/>
+          </w:tcPr>
+          <w:p>
+            <w:r/>
+            <w:r>
+              <w:rPr>
+                <w:sz w:val="13"/>
+              </w:rPr>
+              <w:t>no</w:t>
+            </w:r>
+          </w:p>
+        </w:tc>
+      </w:tr>
+      <w:tr>
+        <w:tc>
+          <w:tcPr>
+            <w:tcW w:type="dxa" w:w="994"/>
+          </w:tcPr>
+          <w:p>
+            <w:r/>
+            <w:r>
+              <w:rPr>
+                <w:sz w:val="13"/>
+              </w:rPr>
+              <w:t>Detection</w:t>
+            </w:r>
+          </w:p>
+        </w:tc>
+        <w:tc>
+          <w:tcPr>
+            <w:tcW w:type="dxa" w:w="994"/>
+          </w:tcPr>
+          <w:p>
+            <w:r/>
+            <w:r>
+              <w:rPr>
+                <w:sz w:val="13"/>
+              </w:rPr>
+              <w:t>Stage-1 pick correct</w:t>
+            </w:r>
+          </w:p>
+        </w:tc>
+        <w:tc>
+          <w:tcPr>
+            <w:tcW w:type="dxa" w:w="994"/>
+          </w:tcPr>
+          <w:p>
+            <w:r/>
+            <w:r>
+              <w:rPr>
+                <w:sz w:val="13"/>
+              </w:rPr>
+              <w:t>42.3</w:t>
+            </w:r>
+          </w:p>
+        </w:tc>
+        <w:tc>
+          <w:tcPr>
+            <w:tcW w:type="dxa" w:w="994"/>
+          </w:tcPr>
+          <w:p>
+            <w:r/>
+            <w:r>
+              <w:rPr>
+                <w:sz w:val="13"/>
+              </w:rPr>
+              <w:t>44.7</w:t>
+            </w:r>
+          </w:p>
+        </w:tc>
+        <w:tc>
+          <w:tcPr>
+            <w:tcW w:type="dxa" w:w="994"/>
+          </w:tcPr>
+          <w:p>
+            <w:r/>
+            <w:r>
+              <w:rPr>
+                <w:sz w:val="13"/>
+              </w:rPr>
+              <w:t>2.3</w:t>
+            </w:r>
+          </w:p>
+        </w:tc>
+        <w:tc>
+          <w:tcPr>
+            <w:tcW w:type="dxa" w:w="994"/>
+          </w:tcPr>
+          <w:p>
+            <w:r/>
+            <w:r>
+              <w:rPr>
+                <w:sz w:val="13"/>
+              </w:rPr>
+              <w:t>[-2.3, +7.0]</w:t>
+            </w:r>
+          </w:p>
+        </w:tc>
+        <w:tc>
+          <w:tcPr>
+            <w:tcW w:type="dxa" w:w="994"/>
+          </w:tcPr>
+          <w:p>
+            <w:r/>
+            <w:r>
+              <w:rPr>
+                <w:sz w:val="13"/>
+              </w:rPr>
+              <w:t>McNemar exact</w:t>
+            </w:r>
+          </w:p>
+        </w:tc>
+        <w:tc>
+          <w:tcPr>
+            <w:tcW w:type="dxa" w:w="994"/>
+          </w:tcPr>
+          <w:p>
+            <w:r/>
+            <w:r>
+              <w:rPr>
+                <w:sz w:val="13"/>
+              </w:rPr>
+              <w:t>0.39</w:t>
+            </w:r>
+          </w:p>
+        </w:tc>
+        <w:tc>
+          <w:tcPr>
+            <w:tcW w:type="dxa" w:w="994"/>
+          </w:tcPr>
+          <w:p>
+            <w:r/>
+          </w:p>
+        </w:tc>
+        <w:tc>
+          <w:tcPr>
+            <w:tcW w:type="dxa" w:w="994"/>
+          </w:tcPr>
+          <w:p>
+            <w:r/>
+            <w:r>
+              <w:rPr>
+                <w:sz w:val="13"/>
+              </w:rPr>
+              <w:t>no</w:t>
+            </w:r>
+          </w:p>
+        </w:tc>
+      </w:tr>
+      <w:tr>
+        <w:tc>
+          <w:tcPr>
+            <w:tcW w:type="dxa" w:w="994"/>
+          </w:tcPr>
+          <w:p>
+            <w:r/>
+            <w:r>
+              <w:rPr>
+                <w:sz w:val="13"/>
+              </w:rPr>
+              <w:t>Reply quality</w:t>
+            </w:r>
+          </w:p>
+        </w:tc>
+        <w:tc>
+          <w:tcPr>
+            <w:tcW w:type="dxa" w:w="994"/>
+          </w:tcPr>
+          <w:p>
+            <w:r/>
+            <w:r>
+              <w:rPr>
+                <w:sz w:val="13"/>
+              </w:rPr>
+              <w:t>All rules</w:t>
+            </w:r>
+          </w:p>
+        </w:tc>
+        <w:tc>
+          <w:tcPr>
+            <w:tcW w:type="dxa" w:w="994"/>
+          </w:tcPr>
+          <w:p>
+            <w:r/>
+            <w:r>
+              <w:rPr>
+                <w:sz w:val="13"/>
+              </w:rPr>
+              <w:t>60</w:t>
+            </w:r>
+          </w:p>
+        </w:tc>
+        <w:tc>
+          <w:tcPr>
+            <w:tcW w:type="dxa" w:w="994"/>
+          </w:tcPr>
+          <w:p>
+            <w:r/>
+            <w:r>
+              <w:rPr>
+                <w:sz w:val="13"/>
+              </w:rPr>
+              <w:t>54.7</w:t>
+            </w:r>
+          </w:p>
+        </w:tc>
+        <w:tc>
+          <w:tcPr>
+            <w:tcW w:type="dxa" w:w="994"/>
+          </w:tcPr>
+          <w:p>
+            <w:r/>
+            <w:r>
+              <w:rPr>
+                <w:sz w:val="13"/>
+              </w:rPr>
+              <w:t>-5.3</w:t>
+            </w:r>
+          </w:p>
+        </w:tc>
+        <w:tc>
+          <w:tcPr>
+            <w:tcW w:type="dxa" w:w="994"/>
+          </w:tcPr>
+          <w:p>
+            <w:r/>
+            <w:r>
+              <w:rPr>
+                <w:sz w:val="13"/>
+              </w:rPr>
+              <w:t>[-12.3, +1.7]</w:t>
+            </w:r>
+          </w:p>
+        </w:tc>
+        <w:tc>
+          <w:tcPr>
+            <w:tcW w:type="dxa" w:w="994"/>
+          </w:tcPr>
+          <w:p>
+            <w:r/>
+            <w:r>
+              <w:rPr>
+                <w:sz w:val="13"/>
+              </w:rPr>
+              <w:t>McNemar exact</w:t>
+            </w:r>
+          </w:p>
+        </w:tc>
+        <w:tc>
+          <w:tcPr>
+            <w:tcW w:type="dxa" w:w="994"/>
+          </w:tcPr>
+          <w:p>
+            <w:r/>
+            <w:r>
+              <w:rPr>
+                <w:sz w:val="13"/>
+              </w:rPr>
+              <w:t>0.16</w:t>
+            </w:r>
+          </w:p>
+        </w:tc>
+        <w:tc>
+          <w:tcPr>
+            <w:tcW w:type="dxa" w:w="994"/>
+          </w:tcPr>
+          <w:p>
+            <w:r/>
+            <w:r>
+              <w:rPr>
+                <w:sz w:val="13"/>
+              </w:rPr>
+              <w:t>0.6</w:t>
+            </w:r>
+          </w:p>
+        </w:tc>
+        <w:tc>
+          <w:tcPr>
+            <w:tcW w:type="dxa" w:w="994"/>
+          </w:tcPr>
+          <w:p>
+            <w:r/>
+            <w:r>
+              <w:rPr>
+                <w:sz w:val="13"/>
+              </w:rPr>
+              <w:t>no</w:t>
+            </w:r>
+          </w:p>
+        </w:tc>
+      </w:tr>
+      <w:tr>
+        <w:tc>
+          <w:tcPr>
+            <w:tcW w:type="dxa" w:w="994"/>
+          </w:tcPr>
+          <w:p>
+            <w:r/>
+            <w:r>
+              <w:rPr>
+                <w:sz w:val="13"/>
+              </w:rPr>
+              <w:t>Reply quality</w:t>
+            </w:r>
+          </w:p>
+        </w:tc>
+        <w:tc>
+          <w:tcPr>
+            <w:tcW w:type="dxa" w:w="994"/>
+          </w:tcPr>
+          <w:p>
+            <w:r/>
+            <w:r>
+              <w:rPr>
+                <w:sz w:val="13"/>
+              </w:rPr>
+              <w:t>Acknowledgement</w:t>
+            </w:r>
+          </w:p>
+        </w:tc>
+        <w:tc>
+          <w:tcPr>
+            <w:tcW w:type="dxa" w:w="994"/>
+          </w:tcPr>
+          <w:p>
+            <w:r/>
+            <w:r>
+              <w:rPr>
+                <w:sz w:val="13"/>
+              </w:rPr>
+              <w:t>66.3</w:t>
+            </w:r>
+          </w:p>
+        </w:tc>
+        <w:tc>
+          <w:tcPr>
+            <w:tcW w:type="dxa" w:w="994"/>
+          </w:tcPr>
+          <w:p>
+            <w:r/>
+            <w:r>
+              <w:rPr>
+                <w:sz w:val="13"/>
+              </w:rPr>
+              <w:t>57.7</w:t>
+            </w:r>
+          </w:p>
+        </w:tc>
+        <w:tc>
+          <w:tcPr>
+            <w:tcW w:type="dxa" w:w="994"/>
+          </w:tcPr>
+          <w:p>
+            <w:r/>
+            <w:r>
+              <w:rPr>
+                <w:sz w:val="13"/>
+              </w:rPr>
+              <w:t>-8.7</w:t>
+            </w:r>
+          </w:p>
+        </w:tc>
+        <w:tc>
+          <w:tcPr>
+            <w:tcW w:type="dxa" w:w="994"/>
+          </w:tcPr>
+          <w:p>
+            <w:r/>
+            <w:r>
+              <w:rPr>
+                <w:sz w:val="13"/>
+              </w:rPr>
+              <w:t>[-15.0, -2.0]</w:t>
+            </w:r>
+          </w:p>
+        </w:tc>
+        <w:tc>
+          <w:tcPr>
+            <w:tcW w:type="dxa" w:w="994"/>
+          </w:tcPr>
+          <w:p>
+            <w:r/>
+            <w:r>
+              <w:rPr>
+                <w:sz w:val="13"/>
+              </w:rPr>
+              <w:t>McNemar exact</w:t>
+            </w:r>
+          </w:p>
+        </w:tc>
+        <w:tc>
+          <w:tcPr>
+            <w:tcW w:type="dxa" w:w="994"/>
+          </w:tcPr>
+          <w:p>
+            <w:r/>
+            <w:r>
+              <w:rPr>
+                <w:sz w:val="13"/>
+              </w:rPr>
+              <w:t>0.01</w:t>
+            </w:r>
+          </w:p>
+        </w:tc>
+        <w:tc>
+          <w:tcPr>
+            <w:tcW w:type="dxa" w:w="994"/>
+          </w:tcPr>
+          <w:p>
+            <w:r/>
+            <w:r>
+              <w:rPr>
+                <w:sz w:val="13"/>
+              </w:rPr>
+              <w:t>0.06</w:t>
+            </w:r>
+          </w:p>
+        </w:tc>
+        <w:tc>
+          <w:tcPr>
+            <w:tcW w:type="dxa" w:w="994"/>
+          </w:tcPr>
+          <w:p>
+            <w:r/>
+            <w:r>
+              <w:rPr>
+                <w:sz w:val="13"/>
+              </w:rPr>
+              <w:t>no</w:t>
+            </w:r>
+          </w:p>
+        </w:tc>
+      </w:tr>
+      <w:tr>
+        <w:tc>
+          <w:tcPr>
+            <w:tcW w:type="dxa" w:w="994"/>
+          </w:tcPr>
+          <w:p>
+            <w:r/>
+            <w:r>
+              <w:rPr>
+                <w:sz w:val="13"/>
+              </w:rPr>
+              <w:t>Reply quality</w:t>
+            </w:r>
+          </w:p>
+        </w:tc>
+        <w:tc>
+          <w:tcPr>
+            <w:tcW w:type="dxa" w:w="994"/>
+          </w:tcPr>
+          <w:p>
+            <w:r/>
+            <w:r>
+              <w:rPr>
+                <w:sz w:val="13"/>
+              </w:rPr>
+              <w:t>One question</w:t>
+            </w:r>
+          </w:p>
+        </w:tc>
+        <w:tc>
+          <w:tcPr>
+            <w:tcW w:type="dxa" w:w="994"/>
+          </w:tcPr>
+          <w:p>
+            <w:r/>
+            <w:r>
+              <w:rPr>
+                <w:sz w:val="13"/>
+              </w:rPr>
+              <w:t>92.7</w:t>
+            </w:r>
+          </w:p>
+        </w:tc>
+        <w:tc>
+          <w:tcPr>
+            <w:tcW w:type="dxa" w:w="994"/>
+          </w:tcPr>
+          <w:p>
+            <w:r/>
+            <w:r>
+              <w:rPr>
+                <w:sz w:val="13"/>
+              </w:rPr>
+              <w:t>95.7</w:t>
+            </w:r>
+          </w:p>
+        </w:tc>
+        <w:tc>
+          <w:tcPr>
+            <w:tcW w:type="dxa" w:w="994"/>
+          </w:tcPr>
+          <w:p>
+            <w:r/>
+            <w:r>
+              <w:rPr>
+                <w:sz w:val="13"/>
+              </w:rPr>
+              <w:t>3</w:t>
+            </w:r>
+          </w:p>
+        </w:tc>
+        <w:tc>
+          <w:tcPr>
+            <w:tcW w:type="dxa" w:w="994"/>
+          </w:tcPr>
+          <w:p>
+            <w:r/>
+            <w:r>
+              <w:rPr>
+                <w:sz w:val="13"/>
+              </w:rPr>
+              <w:t>[-0.7, +6.7]</w:t>
+            </w:r>
+          </w:p>
+        </w:tc>
+        <w:tc>
+          <w:tcPr>
+            <w:tcW w:type="dxa" w:w="994"/>
+          </w:tcPr>
+          <w:p>
+            <w:r/>
+            <w:r>
+              <w:rPr>
+                <w:sz w:val="13"/>
+              </w:rPr>
+              <w:t>McNemar exact</w:t>
+            </w:r>
+          </w:p>
+        </w:tc>
+        <w:tc>
+          <w:tcPr>
+            <w:tcW w:type="dxa" w:w="994"/>
+          </w:tcPr>
+          <w:p>
+            <w:r/>
+            <w:r>
+              <w:rPr>
+                <w:sz w:val="13"/>
+              </w:rPr>
+              <w:t>0.15</w:t>
+            </w:r>
+          </w:p>
+        </w:tc>
+        <w:tc>
+          <w:tcPr>
+            <w:tcW w:type="dxa" w:w="994"/>
+          </w:tcPr>
+          <w:p>
+            <w:r/>
+            <w:r>
+              <w:rPr>
+                <w:sz w:val="13"/>
+              </w:rPr>
+              <w:t>0.6</w:t>
+            </w:r>
+          </w:p>
+        </w:tc>
+        <w:tc>
+          <w:tcPr>
+            <w:tcW w:type="dxa" w:w="994"/>
+          </w:tcPr>
+          <w:p>
+            <w:r/>
+            <w:r>
+              <w:rPr>
+                <w:sz w:val="13"/>
+              </w:rPr>
+              <w:t>no</w:t>
+            </w:r>
+          </w:p>
+        </w:tc>
+      </w:tr>
+      <w:tr>
+        <w:tc>
+          <w:tcPr>
+            <w:tcW w:type="dxa" w:w="994"/>
+          </w:tcPr>
+          <w:p>
+            <w:r/>
+            <w:r>
+              <w:rPr>
+                <w:sz w:val="13"/>
+              </w:rPr>
+              <w:t>Reply quality</w:t>
+            </w:r>
+          </w:p>
+        </w:tc>
+        <w:tc>
+          <w:tcPr>
+            <w:tcW w:type="dxa" w:w="994"/>
+          </w:tcPr>
+          <w:p>
+            <w:r/>
+            <w:r>
+              <w:rPr>
+                <w:sz w:val="13"/>
+              </w:rPr>
+              <w:t>Emotion validation</w:t>
+            </w:r>
+          </w:p>
+        </w:tc>
+        <w:tc>
+          <w:tcPr>
+            <w:tcW w:type="dxa" w:w="994"/>
+          </w:tcPr>
+          <w:p>
+            <w:r/>
+            <w:r>
+              <w:rPr>
+                <w:sz w:val="13"/>
+              </w:rPr>
+              <w:t>36.7</w:t>
+            </w:r>
+          </w:p>
+        </w:tc>
+        <w:tc>
+          <w:tcPr>
+            <w:tcW w:type="dxa" w:w="994"/>
+          </w:tcPr>
+          <w:p>
+            <w:r/>
+            <w:r>
+              <w:rPr>
+                <w:sz w:val="13"/>
+              </w:rPr>
+              <w:t>38</w:t>
+            </w:r>
+          </w:p>
+        </w:tc>
+        <w:tc>
+          <w:tcPr>
+            <w:tcW w:type="dxa" w:w="994"/>
+          </w:tcPr>
+          <w:p>
+            <w:r/>
+            <w:r>
+              <w:rPr>
+                <w:sz w:val="13"/>
+              </w:rPr>
+              <w:t>1.3</w:t>
+            </w:r>
+          </w:p>
+        </w:tc>
+        <w:tc>
+          <w:tcPr>
+            <w:tcW w:type="dxa" w:w="994"/>
+          </w:tcPr>
+          <w:p>
+            <w:r/>
+            <w:r>
+              <w:rPr>
+                <w:sz w:val="13"/>
+              </w:rPr>
+              <w:t>[-3.3, +6.0]</w:t>
+            </w:r>
+          </w:p>
+        </w:tc>
+        <w:tc>
+          <w:tcPr>
+            <w:tcW w:type="dxa" w:w="994"/>
+          </w:tcPr>
+          <w:p>
+            <w:r/>
+            <w:r>
+              <w:rPr>
+                <w:sz w:val="13"/>
+              </w:rPr>
+              <w:t>McNemar exact</w:t>
+            </w:r>
+          </w:p>
+        </w:tc>
+        <w:tc>
+          <w:tcPr>
+            <w:tcW w:type="dxa" w:w="994"/>
+          </w:tcPr>
+          <w:p>
+            <w:r/>
+            <w:r>
+              <w:rPr>
+                <w:sz w:val="13"/>
+              </w:rPr>
+              <w:t>0.68</w:t>
+            </w:r>
+          </w:p>
+        </w:tc>
+        <w:tc>
+          <w:tcPr>
+            <w:tcW w:type="dxa" w:w="994"/>
+          </w:tcPr>
+          <w:p>
+            <w:r/>
+            <w:r>
+              <w:rPr>
+                <w:sz w:val="13"/>
+              </w:rPr>
+              <w:t>0.85</w:t>
+            </w:r>
+          </w:p>
+        </w:tc>
+        <w:tc>
+          <w:tcPr>
+            <w:tcW w:type="dxa" w:w="994"/>
+          </w:tcPr>
+          <w:p>
+            <w:r/>
+            <w:r>
+              <w:rPr>
+                <w:sz w:val="13"/>
+              </w:rPr>
+              <w:t>no</w:t>
+            </w:r>
+          </w:p>
+        </w:tc>
+      </w:tr>
+      <w:tr>
+        <w:tc>
+          <w:tcPr>
+            <w:tcW w:type="dxa" w:w="994"/>
+          </w:tcPr>
+          <w:p>
+            <w:r/>
+            <w:r>
+              <w:rPr>
+                <w:sz w:val="13"/>
+              </w:rPr>
+              <w:t>Reply quality</w:t>
+            </w:r>
+          </w:p>
+        </w:tc>
+        <w:tc>
+          <w:tcPr>
+            <w:tcW w:type="dxa" w:w="994"/>
+          </w:tcPr>
+          <w:p>
+            <w:r/>
+            <w:r>
+              <w:rPr>
+                <w:sz w:val="13"/>
+              </w:rPr>
+              <w:t>WASSA empathy (0-10 points, not %)</w:t>
+            </w:r>
+          </w:p>
+        </w:tc>
+        <w:tc>
+          <w:tcPr>
+            <w:tcW w:type="dxa" w:w="994"/>
+          </w:tcPr>
+          <w:p>
+            <w:r/>
+            <w:r>
+              <w:rPr>
+                <w:sz w:val="13"/>
+              </w:rPr>
+              <w:t>5.05</w:t>
+            </w:r>
+          </w:p>
+        </w:tc>
+        <w:tc>
+          <w:tcPr>
+            <w:tcW w:type="dxa" w:w="994"/>
+          </w:tcPr>
+          <w:p>
+            <w:r/>
+            <w:r>
+              <w:rPr>
+                <w:sz w:val="13"/>
+              </w:rPr>
+              <w:t>5.01</w:t>
+            </w:r>
+          </w:p>
+        </w:tc>
+        <w:tc>
+          <w:tcPr>
+            <w:tcW w:type="dxa" w:w="994"/>
+          </w:tcPr>
+          <w:p>
+            <w:r/>
+            <w:r>
+              <w:rPr>
+                <w:sz w:val="13"/>
+              </w:rPr>
+              <w:t>-0.04</w:t>
+            </w:r>
+          </w:p>
+        </w:tc>
+        <w:tc>
+          <w:tcPr>
+            <w:tcW w:type="dxa" w:w="994"/>
+          </w:tcPr>
+          <w:p>
+            <w:r/>
+            <w:r>
+              <w:rPr>
+                <w:sz w:val="13"/>
+              </w:rPr>
+              <w:t>[-0.14, +0.06]</w:t>
+            </w:r>
+          </w:p>
+        </w:tc>
+        <w:tc>
+          <w:tcPr>
+            <w:tcW w:type="dxa" w:w="994"/>
+          </w:tcPr>
+          <w:p>
+            <w:r/>
+            <w:r>
+              <w:rPr>
+                <w:sz w:val="13"/>
+              </w:rPr>
+              <w:t>Wilcoxon signed-rank</w:t>
+            </w:r>
+          </w:p>
+        </w:tc>
+        <w:tc>
+          <w:tcPr>
+            <w:tcW w:type="dxa" w:w="994"/>
+          </w:tcPr>
+          <w:p>
+            <w:r/>
+            <w:r>
+              <w:rPr>
+                <w:sz w:val="13"/>
+              </w:rPr>
+              <w:t>0.43</w:t>
+            </w:r>
+          </w:p>
+        </w:tc>
+        <w:tc>
+          <w:tcPr>
+            <w:tcW w:type="dxa" w:w="994"/>
+          </w:tcPr>
+          <w:p>
+            <w:r/>
+            <w:r>
+              <w:rPr>
+                <w:sz w:val="13"/>
+              </w:rPr>
+              <w:t>0.85</w:t>
+            </w:r>
+          </w:p>
+        </w:tc>
+        <w:tc>
+          <w:tcPr>
+            <w:tcW w:type="dxa" w:w="994"/>
+          </w:tcPr>
+          <w:p>
+            <w:r/>
+            <w:r>
+              <w:rPr>
+                <w:sz w:val="13"/>
+              </w:rPr>
+              <w:t>no</w:t>
             </w:r>
           </w:p>
         </w:tc>

--- a/writing/Chapter 5 - 5.4 Comparisons and Relationships/WRITING_GUIDE.docx
+++ b/writing/Chapter 5 - 5.4 Comparisons and Relationships/WRITING_GUIDE.docx
@@ -6388,7 +6388,7 @@
               <w:rPr>
                 <w:sz w:val="16"/>
               </w:rPr>
-              <w:t>200.7</w:t>
+              <w:t>10</w:t>
             </w:r>
           </w:p>
         </w:tc>
@@ -6402,7 +6402,7 @@
               <w:rPr>
                 <w:sz w:val="16"/>
               </w:rPr>
-              <w:t>1.3</w:t>
+              <w:t>100</w:t>
             </w:r>
           </w:p>
         </w:tc>
@@ -6416,7 +6416,7 @@
               <w:rPr>
                 <w:sz w:val="16"/>
               </w:rPr>
-              <w:t>4.19</w:t>
+              <w:t>3.36</w:t>
             </w:r>
           </w:p>
         </w:tc>
@@ -6430,7 +6430,7 @@
               <w:rPr>
                 <w:sz w:val="16"/>
               </w:rPr>
-              <w:t>0.23</w:t>
+              <w:t>0.57</w:t>
             </w:r>
           </w:p>
         </w:tc>

--- a/writing/Chapter 5 - 5.4 Comparisons and Relationships/WRITING_GUIDE.docx
+++ b/writing/Chapter 5 - 5.4 Comparisons and Relationships/WRITING_GUIDE.docx
@@ -6531,6 +6531,92 @@
                 <w:sz w:val="16"/>
               </w:rPr>
               <w:t>0</w:t>
+            </w:r>
+          </w:p>
+        </w:tc>
+      </w:tr>
+      <w:tr>
+        <w:tc>
+          <w:tcPr>
+            <w:tcW w:type="dxa" w:w="1656"/>
+          </w:tcPr>
+          <w:p>
+            <w:r/>
+            <w:r>
+              <w:rPr>
+                <w:sz w:val="16"/>
+              </w:rPr>
+              <w:t>Single model, same generator: Phi-4-mini (4-bit) detects + responds</w:t>
+            </w:r>
+          </w:p>
+        </w:tc>
+        <w:tc>
+          <w:tcPr>
+            <w:tcW w:type="dxa" w:w="1656"/>
+          </w:tcPr>
+          <w:p>
+            <w:r/>
+            <w:r>
+              <w:rPr>
+                <w:sz w:val="16"/>
+              </w:rPr>
+              <w:t>73.5</w:t>
+            </w:r>
+          </w:p>
+        </w:tc>
+        <w:tc>
+          <w:tcPr>
+            <w:tcW w:type="dxa" w:w="1656"/>
+          </w:tcPr>
+          <w:p>
+            <w:r/>
+            <w:r>
+              <w:rPr>
+                <w:sz w:val="16"/>
+              </w:rPr>
+              <w:t>99.3</w:t>
+            </w:r>
+          </w:p>
+        </w:tc>
+        <w:tc>
+          <w:tcPr>
+            <w:tcW w:type="dxa" w:w="1656"/>
+          </w:tcPr>
+          <w:p>
+            <w:r/>
+            <w:r>
+              <w:rPr>
+                <w:sz w:val="16"/>
+              </w:rPr>
+              <w:t>4.75</w:t>
+            </w:r>
+          </w:p>
+        </w:tc>
+        <w:tc>
+          <w:tcPr>
+            <w:tcW w:type="dxa" w:w="1656"/>
+          </w:tcPr>
+          <w:p>
+            <w:r/>
+            <w:r>
+              <w:rPr>
+                <w:sz w:val="16"/>
+              </w:rPr>
+              <w:t>0.1</w:t>
+            </w:r>
+          </w:p>
+        </w:tc>
+        <w:tc>
+          <w:tcPr>
+            <w:tcW w:type="dxa" w:w="1656"/>
+          </w:tcPr>
+          <w:p>
+            <w:r/>
+            <w:r>
+              <w:rPr>
+                <w:sz w:val="16"/>
+              </w:rPr>
+              <w:t>0.09</w:t>
             </w:r>
           </w:p>
         </w:tc>
